--- a/templates/F06.docx
+++ b/templates/F06.docx
@@ -749,11 +749,6 @@
       </w:r>
     </w:p>
     <w:p>
-      <w:pPr>
-        <w:rPr>
-          <w:lang w:val="nl-NL"/>
-        </w:rPr>
-      </w:pPr>
       <w:r>
         <w:tab/>
       </w:r>
@@ -783,10 +778,15 @@
         <w:t xml:space="preserve">, </w:t>
       </w:r>
       <w:r>
-        <w:rPr>
-          <w:lang w:val="nl-NL"/>
-        </w:rPr>
-        <w:t>{{tanggal}}</w:t>
+        <w:t>{{</w:t>
+      </w:r>
+      <w:proofErr w:type="spellStart"/>
+      <w:r>
+        <w:t>tanggal</w:t>
+      </w:r>
+      <w:proofErr w:type="spellEnd"/>
+      <w:r>
+        <w:t>}}</w:t>
       </w:r>
     </w:p>
     <w:p>
@@ -858,9 +858,9 @@
     <w:p/>
     <w:p/>
     <w:p>
-      <w:pPr>
-        <w:ind w:left="720" w:firstLine="720"/>
-      </w:pPr>
+      <w:r>
+        <w:t>……………………</w:t>
+      </w:r>
       <w:r>
         <w:tab/>
       </w:r>
@@ -917,6 +917,15 @@
         <w:t>NIP</w:t>
       </w:r>
       <w:proofErr w:type="spellEnd"/>
+      <w:r>
+        <w:t xml:space="preserve"> </w:t>
+      </w:r>
+      <w:r>
+        <w:rPr>
+          <w:lang w:val="en-ID"/>
+        </w:rPr>
+        <w:t>197102192002122001</w:t>
+      </w:r>
     </w:p>
     <w:p>
       <w:r>
@@ -944,14 +953,19 @@
     <w:p>
       <w:proofErr w:type="spellStart"/>
       <w:r>
+        <w:t>Mengetahui</w:t>
+      </w:r>
+      <w:proofErr w:type="spellEnd"/>
+      <w:r>
+        <w:t xml:space="preserve"> </w:t>
+      </w:r>
+      <w:proofErr w:type="spellStart"/>
+      <w:r>
         <w:t>Pengelola</w:t>
       </w:r>
       <w:proofErr w:type="spellEnd"/>
       <w:r>
         <w:t xml:space="preserve"> BMN</w:t>
-      </w:r>
-      <w:r>
-        <w:tab/>
       </w:r>
       <w:r>
         <w:tab/>
@@ -1084,21 +1098,6 @@
         <w:tab/>
         <w:t>NIP 198006102006041002</w:t>
       </w:r>
-      <w:r>
-        <w:tab/>
-      </w:r>
-    </w:p>
-    <w:p/>
-    <w:p/>
-    <w:p/>
-    <w:p/>
-    <w:p/>
-    <w:p>
-      <w:pPr>
-        <w:rPr>
-          <w:rFonts w:ascii="Arial" w:eastAsia="Arial" w:hAnsi="Arial" w:cs="Arial"/>
-        </w:rPr>
-      </w:pPr>
     </w:p>
     <w:sectPr>
       <w:headerReference w:type="default" r:id="rId7"/>
@@ -1924,7 +1923,6 @@
   <w:style w:type="character" w:default="1" w:styleId="DefaultParagraphFont">
     <w:name w:val="Default Paragraph Font"/>
     <w:uiPriority w:val="1"/>
-    <w:semiHidden/>
     <w:unhideWhenUsed/>
   </w:style>
   <w:style w:type="table" w:default="1" w:styleId="TableNormal">
